--- a/static/form_templates/hr028.docx
+++ b/static/form_templates/hr028.docx
@@ -93,95 +93,81 @@
           <w:rFonts w:hint="eastAsia"/>
           <w:sz w:val="28"/>
         </w:rPr>
-        <w:t xml:space="preserve">　</w:t>
       </w:r>
       <w:r>
         <w:rPr>
           <w:sz w:val="28"/>
         </w:rPr>
-        <w:t xml:space="preserve">     </w:t>
       </w:r>
       <w:r>
         <w:rPr>
           <w:rFonts w:hint="eastAsia"/>
           <w:sz w:val="28"/>
         </w:rPr>
-        <w:t xml:space="preserve">  </w:t>
       </w:r>
       <w:r>
         <w:rPr>
           <w:rFonts w:hint="eastAsia"/>
           <w:sz w:val="28"/>
         </w:rPr>
-        <w:t>年</w:t>
       </w:r>
       <w:r>
         <w:rPr>
           <w:rFonts w:hint="eastAsia"/>
           <w:sz w:val="28"/>
         </w:rPr>
-        <w:t xml:space="preserve"> </w:t>
       </w:r>
       <w:r>
         <w:rPr>
           <w:rFonts w:hint="eastAsia"/>
           <w:sz w:val="28"/>
         </w:rPr>
-        <w:t xml:space="preserve"> </w:t>
       </w:r>
       <w:r>
         <w:rPr>
           <w:sz w:val="28"/>
         </w:rPr>
-        <w:t xml:space="preserve"> </w:t>
       </w:r>
       <w:r>
         <w:rPr>
           <w:rFonts w:hint="eastAsia"/>
           <w:sz w:val="28"/>
         </w:rPr>
-        <w:t xml:space="preserve">   </w:t>
       </w:r>
       <w:r>
         <w:rPr>
           <w:rFonts w:hint="eastAsia"/>
           <w:sz w:val="28"/>
         </w:rPr>
-        <w:t>月</w:t>
       </w:r>
       <w:r>
         <w:rPr>
           <w:rFonts w:hint="eastAsia"/>
           <w:sz w:val="28"/>
         </w:rPr>
-        <w:t xml:space="preserve"> </w:t>
       </w:r>
       <w:r>
         <w:rPr>
           <w:rFonts w:hint="eastAsia"/>
           <w:sz w:val="28"/>
         </w:rPr>
-        <w:t xml:space="preserve"> </w:t>
       </w:r>
       <w:r>
         <w:rPr>
           <w:sz w:val="28"/>
         </w:rPr>
-        <w:t xml:space="preserve">  </w:t>
       </w:r>
       <w:r>
         <w:rPr>
           <w:rFonts w:hint="eastAsia"/>
           <w:sz w:val="28"/>
         </w:rPr>
-        <w:t xml:space="preserve">  </w:t>
       </w:r>
       <w:r>
         <w:rPr>
           <w:rFonts w:hint="eastAsia"/>
           <w:sz w:val="28"/>
         </w:rPr>
-        <w:t>日</w:t>
       </w:r>
     </w:p>
     <w:tbl>

--- a/static/form_templates/hr028.docx
+++ b/static/form_templates/hr028.docx
@@ -470,53 +470,74 @@
           <w:p>
             <w:pPr>
               <w:spacing w:line="240" w:lineRule="atLeast"/>
-              <w:ind w:leftChars="87" w:left="442" w:right="113" w:hangingChars="97" w:hanging="233"/>
-              <w:jc w:val="both"/>
-              <w:rPr>
-                <w:bCs/>
-              </w:rPr>
-            </w:pPr>
-            <w:r>
-              <w:rPr>
-                <w:rFonts w:hint="eastAsia"/>
-                <w:szCs w:val="24"/>
-              </w:rPr>
-              <w:t>{{pun_a}}</w:t>
-            </w:r>
-            <w:r>
-              <w:rPr>
-                <w:rFonts w:hint="eastAsia"/>
-                <w:szCs w:val="24"/>
-              </w:rPr>
-              <w:t xml:space="preserve">職位降調　</w:t>
-            </w:r>
-            <w:r>
-              <w:rPr>
-                <w:rFonts w:hint="eastAsia"/>
-                <w:szCs w:val="24"/>
-              </w:rPr>
-              <w:t>{{pun_b}}</w:t>
-            </w:r>
-            <w:r>
-              <w:rPr>
-                <w:rFonts w:hint="eastAsia"/>
-                <w:szCs w:val="24"/>
-              </w:rPr>
-              <w:t xml:space="preserve">停職停薪　</w:t>
-            </w:r>
-            <w:r>
-              <w:rPr>
-                <w:rFonts w:hint="eastAsia"/>
-                <w:szCs w:val="24"/>
-              </w:rPr>
-              <w:t>{{pun_c}}</w:t>
-            </w:r>
-            <w:r>
-              <w:rPr>
-                <w:rFonts w:hint="eastAsia"/>
-                <w:szCs w:val="24"/>
-              </w:rPr>
-              <w:t>不經預告解僱</w:t>
+              <w:jc w:val="left"/>
+              <w:rPr>
+                <w:bCs/>
+              </w:rPr>
+            </w:pPr>
+            <w:r>
+              <w:rPr>
+                <w:rFonts w:hint="eastAsia"/>
+                <w:szCs w:val="24"/>
+              </w:rPr>
+            </w:r>
+            <w:r>
+              <w:rPr>
+                <w:rFonts w:hint="eastAsia"/>
+                <w:szCs w:val="24"/>
+              </w:rPr>
+            </w:r>
+            <w:r>
+              <w:rPr>
+                <w:rFonts w:hint="eastAsia"/>
+                <w:szCs w:val="24"/>
+              </w:rPr>
+            </w:r>
+            <w:r>
+              <w:rPr>
+                <w:rFonts w:hint="eastAsia"/>
+                <w:szCs w:val="24"/>
+              </w:rPr>
+            </w:r>
+            <w:r>
+              <w:rPr>
+                <w:rFonts w:hint="eastAsia"/>
+                <w:szCs w:val="24"/>
+              </w:rPr>
+            </w:r>
+            <w:r>
+              <w:rPr>
+                <w:rFonts w:hint="eastAsia"/>
+                <w:szCs w:val="24"/>
+              </w:rPr>
+            </w:r>
+            <w:r>
+              <w:rPr>
+                <w:sz w:val="24"/>
+              </w:rPr>
+              <w:t>□職位降調</w:t>
+            </w:r>
+          </w:p>
+          <w:p>
+            <w:pPr>
+              <w:jc w:val="left"/>
+            </w:pPr>
+            <w:r>
+              <w:rPr>
+                <w:sz w:val="24"/>
+              </w:rPr>
+              <w:t>□停職停薪</w:t>
+            </w:r>
+          </w:p>
+          <w:p>
+            <w:pPr>
+              <w:jc w:val="left"/>
+            </w:pPr>
+            <w:r>
+              <w:rPr>
+                <w:sz w:val="24"/>
+              </w:rPr>
+              <w:t>□不經預告解僱</w:t>
             </w:r>
           </w:p>
         </w:tc>
@@ -703,7 +724,7 @@
                 <w:bCs/>
                 <w:szCs w:val="24"/>
               </w:rPr>
-              <w:t>次</w:t>
+              <w:t>{{cnt_d}}次</w:t>
             </w:r>
           </w:p>
         </w:tc>
@@ -728,7 +749,7 @@
                 <w:bCs/>
                 <w:szCs w:val="24"/>
               </w:rPr>
-              <w:t>次</w:t>
+              <w:t>{{cnt_e}}次</w:t>
             </w:r>
           </w:p>
         </w:tc>
@@ -753,31 +774,28 @@
                 <w:bCs/>
                 <w:szCs w:val="24"/>
               </w:rPr>
-              <w:t xml:space="preserve">    </w:t>
-            </w:r>
-            <w:r>
-              <w:rPr>
-                <w:rFonts w:hint="eastAsia"/>
-                <w:bCs/>
-                <w:szCs w:val="24"/>
-              </w:rPr>
-              <w:t xml:space="preserve">  </w:t>
-            </w:r>
-            <w:r>
-              <w:rPr>
-                <w:rFonts w:hint="eastAsia"/>
-                <w:bCs/>
-                <w:szCs w:val="24"/>
-              </w:rPr>
-              <w:t xml:space="preserve">   </w:t>
-            </w:r>
-            <w:r>
-              <w:rPr>
-                <w:rFonts w:hint="eastAsia"/>
-                <w:bCs/>
-                <w:szCs w:val="24"/>
-              </w:rPr>
-              <w:t>次</w:t>
+            </w:r>
+            <w:r>
+              <w:rPr>
+                <w:rFonts w:hint="eastAsia"/>
+                <w:bCs/>
+                <w:szCs w:val="24"/>
+              </w:rPr>
+            </w:r>
+            <w:r>
+              <w:rPr>
+                <w:rFonts w:hint="eastAsia"/>
+                <w:bCs/>
+                <w:szCs w:val="24"/>
+              </w:rPr>
+            </w:r>
+            <w:r>
+              <w:rPr>
+                <w:rFonts w:hint="eastAsia"/>
+                <w:bCs/>
+                <w:szCs w:val="24"/>
+              </w:rPr>
+              <w:t>{{cnt_f}}次</w:t>
             </w:r>
           </w:p>
         </w:tc>
@@ -802,31 +820,28 @@
                 <w:bCs/>
                 <w:szCs w:val="24"/>
               </w:rPr>
-              <w:t xml:space="preserve">    </w:t>
-            </w:r>
-            <w:r>
-              <w:rPr>
-                <w:rFonts w:hint="eastAsia"/>
-                <w:bCs/>
-                <w:szCs w:val="24"/>
-              </w:rPr>
-              <w:t xml:space="preserve">  </w:t>
-            </w:r>
-            <w:r>
-              <w:rPr>
-                <w:rFonts w:hint="eastAsia"/>
-                <w:bCs/>
-                <w:szCs w:val="24"/>
-              </w:rPr>
-              <w:t xml:space="preserve">   </w:t>
-            </w:r>
-            <w:r>
-              <w:rPr>
-                <w:rFonts w:hint="eastAsia"/>
-                <w:bCs/>
-                <w:szCs w:val="24"/>
-              </w:rPr>
-              <w:t>次</w:t>
+            </w:r>
+            <w:r>
+              <w:rPr>
+                <w:rFonts w:hint="eastAsia"/>
+                <w:bCs/>
+                <w:szCs w:val="24"/>
+              </w:rPr>
+            </w:r>
+            <w:r>
+              <w:rPr>
+                <w:rFonts w:hint="eastAsia"/>
+                <w:bCs/>
+                <w:szCs w:val="24"/>
+              </w:rPr>
+            </w:r>
+            <w:r>
+              <w:rPr>
+                <w:rFonts w:hint="eastAsia"/>
+                <w:bCs/>
+                <w:szCs w:val="24"/>
+              </w:rPr>
+              <w:t>{{cnt_g}}次</w:t>
             </w:r>
           </w:p>
         </w:tc>
@@ -1365,20 +1380,6 @@
           <w:rFonts w:hint="eastAsia"/>
         </w:rPr>
         <w:t xml:space="preserve">                                                         P-HR-028-01A    </w:t>
-      </w:r>
-    </w:p>
-    <w:p>
-      <w:r>
-        <w:rPr>
-          <w:rFonts w:hint="eastAsia"/>
-        </w:rPr>
-        <w:t>附件照片：</w:t>
-      </w:r>
-      <w:r>
-        <w:rPr>
-          <w:rFonts w:hint="eastAsia"/>
-        </w:rPr>
-        <w:t>{{pic_1}}{{pic_2}}{{pic_3}}{{pic_4}}{{pic_5}}</w:t>
       </w:r>
     </w:p>
     <w:sectPr>
